--- a/LRS_Carrd_Landing_EN.docx
+++ b/LRS_Carrd_Landing_EN.docx
@@ -1747,7 +1747,7 @@
     </w:p>
     <w:p>
       <w:r>
-        <w:t xml:space="preserve">A: Your audit history is saved locally in your session. Nothing is stored on external servers.</w:t>
+        <w:t xml:space="preserve">A: Your audit history is saved on the server hosting LRS. The content you submit (page, ad copy) is sent to the analysis engine (OpenAI or Anthropic) to generate the score. Full detail in our privacy policy.</w:t>
       </w:r>
     </w:p>
     <w:p>
@@ -1807,6 +1807,18 @@
         <w:t xml:space="preserve">LRS™ — Launch Risk System
 Pre-launch paid traffic audit tool.
 CVR estimates are indicative. LRS is a decision-support tool.</w:t>
+      </w:r>
+    </w:p>
+    <w:p>
+      <w:r>
+        <w:rPr>
+          <w:i/>
+          <w:iCs/>
+          <w:color w:val="6B7280"/>
+          <w:sz w:val="20"/>
+          <w:szCs w:val="20"/>
+        </w:rPr>
+        <w:t xml:space="preserve">Privacy Policy · Terms of Service (link to [APP_URL]?legal=privacy and [APP_URL]?legal=terms)</w:t>
       </w:r>
     </w:p>
     <w:p>
